--- a/assets/diana/Diana_Cardona_Carta.docx
+++ b/assets/diana/Diana_Cardona_Carta.docx
@@ -216,7 +216,7 @@
         </w:rPr>
         <w:t xml:space="preserve">Los casos están en mi portafolio, </w:t>
       </w:r>
-      <w:hyperlink w:history="1" r:id="rIduiu9htt8wpejcxomop84-">
+      <w:hyperlink w:history="1" r:id="rIdzyxkpsfxw50wvg6zpy0zc">
         <w:r>
           <w:rPr>
             <w:rFonts w:ascii="Calibri" w:cs="Calibri" w:eastAsia="Calibri" w:hAnsi="Calibri"/>
